--- a/docx/en/BUFRCREX_TableB_en_20.docx
+++ b/docx/en/BUFRCREX_TableB_en_20.docx
@@ -239,7 +239,7 @@
                 <w:b w:val="0"/>
                 <w:sz w:val="16"/>
               </w:rPr>
-              <w:t>020001</w:t>
+              <w:t>0 20 001</w:t>
             </w:r>
           </w:p>
         </w:tc>
@@ -403,7 +403,7 @@
                 <w:b w:val="0"/>
                 <w:sz w:val="16"/>
               </w:rPr>
-              <w:t>020002</w:t>
+              <w:t>0 20 002</w:t>
             </w:r>
           </w:p>
         </w:tc>
@@ -567,7 +567,7 @@
                 <w:b w:val="0"/>
                 <w:sz w:val="16"/>
               </w:rPr>
-              <w:t>020003</w:t>
+              <w:t>0 20 003</w:t>
             </w:r>
           </w:p>
         </w:tc>
@@ -732,7 +732,7 @@
                 <w:b w:val="0"/>
                 <w:sz w:val="16"/>
               </w:rPr>
-              <w:t>020004</w:t>
+              <w:t>0 20 004</w:t>
             </w:r>
           </w:p>
         </w:tc>
@@ -897,7 +897,7 @@
                 <w:b w:val="0"/>
                 <w:sz w:val="16"/>
               </w:rPr>
-              <w:t>020005</w:t>
+              <w:t>0 20 005</w:t>
             </w:r>
           </w:p>
         </w:tc>
@@ -1062,7 +1062,7 @@
                 <w:b w:val="0"/>
                 <w:sz w:val="16"/>
               </w:rPr>
-              <w:t>020006</w:t>
+              <w:t>0 20 006</w:t>
             </w:r>
           </w:p>
         </w:tc>
@@ -1226,7 +1226,7 @@
                 <w:b w:val="0"/>
                 <w:sz w:val="16"/>
               </w:rPr>
-              <w:t>020008</w:t>
+              <w:t>0 20 008</w:t>
             </w:r>
           </w:p>
         </w:tc>
@@ -1390,7 +1390,7 @@
                 <w:b w:val="0"/>
                 <w:sz w:val="16"/>
               </w:rPr>
-              <w:t>020009</w:t>
+              <w:t>0 20 009</w:t>
             </w:r>
           </w:p>
         </w:tc>
@@ -1554,7 +1554,7 @@
                 <w:b w:val="0"/>
                 <w:sz w:val="16"/>
               </w:rPr>
-              <w:t>020010</w:t>
+              <w:t>0 20 010</w:t>
             </w:r>
           </w:p>
         </w:tc>
@@ -1719,7 +1719,7 @@
                 <w:b w:val="0"/>
                 <w:sz w:val="16"/>
               </w:rPr>
-              <w:t>020011</w:t>
+              <w:t>0 20 011</w:t>
             </w:r>
           </w:p>
         </w:tc>
@@ -1883,7 +1883,7 @@
                 <w:b w:val="0"/>
                 <w:sz w:val="16"/>
               </w:rPr>
-              <w:t>020012</w:t>
+              <w:t>0 20 012</w:t>
             </w:r>
           </w:p>
         </w:tc>
@@ -2047,7 +2047,7 @@
                 <w:b w:val="0"/>
                 <w:sz w:val="16"/>
               </w:rPr>
-              <w:t>020013</w:t>
+              <w:t>0 20 013</w:t>
             </w:r>
           </w:p>
         </w:tc>
@@ -2212,7 +2212,7 @@
                 <w:b w:val="0"/>
                 <w:sz w:val="16"/>
               </w:rPr>
-              <w:t>020014</w:t>
+              <w:t>0 20 014</w:t>
             </w:r>
           </w:p>
         </w:tc>
@@ -2376,7 +2376,7 @@
                 <w:b w:val="0"/>
                 <w:sz w:val="16"/>
               </w:rPr>
-              <w:t>020015</w:t>
+              <w:t>0 20 015</w:t>
             </w:r>
           </w:p>
         </w:tc>
@@ -2540,7 +2540,7 @@
                 <w:b w:val="0"/>
                 <w:sz w:val="16"/>
               </w:rPr>
-              <w:t>020016</w:t>
+              <w:t>0 20 016</w:t>
             </w:r>
           </w:p>
         </w:tc>
@@ -2704,7 +2704,7 @@
                 <w:b w:val="0"/>
                 <w:sz w:val="16"/>
               </w:rPr>
-              <w:t>020017</w:t>
+              <w:t>0 20 017</w:t>
             </w:r>
           </w:p>
         </w:tc>
@@ -2868,7 +2868,7 @@
                 <w:b w:val="0"/>
                 <w:sz w:val="16"/>
               </w:rPr>
-              <w:t>020018</w:t>
+              <w:t>0 20 018</w:t>
             </w:r>
           </w:p>
         </w:tc>
@@ -3032,7 +3032,7 @@
                 <w:b w:val="0"/>
                 <w:sz w:val="16"/>
               </w:rPr>
-              <w:t>020019</w:t>
+              <w:t>0 20 019</w:t>
             </w:r>
           </w:p>
         </w:tc>
@@ -3197,7 +3197,7 @@
                 <w:b w:val="0"/>
                 <w:sz w:val="16"/>
               </w:rPr>
-              <w:t>020020</w:t>
+              <w:t>0 20 020</w:t>
             </w:r>
           </w:p>
         </w:tc>
@@ -3362,7 +3362,7 @@
                 <w:b w:val="0"/>
                 <w:sz w:val="16"/>
               </w:rPr>
-              <w:t>020021</w:t>
+              <w:t>0 20 021</w:t>
             </w:r>
           </w:p>
         </w:tc>
@@ -3526,7 +3526,7 @@
                 <w:b w:val="0"/>
                 <w:sz w:val="16"/>
               </w:rPr>
-              <w:t>020022</w:t>
+              <w:t>0 20 022</w:t>
             </w:r>
           </w:p>
         </w:tc>
@@ -3690,7 +3690,7 @@
                 <w:b w:val="0"/>
                 <w:sz w:val="16"/>
               </w:rPr>
-              <w:t>020023</w:t>
+              <w:t>0 20 023</w:t>
             </w:r>
           </w:p>
         </w:tc>
@@ -3854,7 +3854,7 @@
                 <w:b w:val="0"/>
                 <w:sz w:val="16"/>
               </w:rPr>
-              <w:t>020024</w:t>
+              <w:t>0 20 024</w:t>
             </w:r>
           </w:p>
         </w:tc>
@@ -4018,7 +4018,7 @@
                 <w:b w:val="0"/>
                 <w:sz w:val="16"/>
               </w:rPr>
-              <w:t>020025</w:t>
+              <w:t>0 20 025</w:t>
             </w:r>
           </w:p>
         </w:tc>
@@ -4182,7 +4182,7 @@
                 <w:b w:val="0"/>
                 <w:sz w:val="16"/>
               </w:rPr>
-              <w:t>020026</w:t>
+              <w:t>0 20 026</w:t>
             </w:r>
           </w:p>
         </w:tc>
@@ -4346,7 +4346,7 @@
                 <w:b w:val="0"/>
                 <w:sz w:val="16"/>
               </w:rPr>
-              <w:t>020027</w:t>
+              <w:t>0 20 027</w:t>
             </w:r>
           </w:p>
         </w:tc>
@@ -4510,7 +4510,7 @@
                 <w:b w:val="0"/>
                 <w:sz w:val="16"/>
               </w:rPr>
-              <w:t>020028</w:t>
+              <w:t>0 20 028</w:t>
             </w:r>
           </w:p>
         </w:tc>
@@ -4674,7 +4674,7 @@
                 <w:b w:val="0"/>
                 <w:sz w:val="16"/>
               </w:rPr>
-              <w:t>020029</w:t>
+              <w:t>0 20 029</w:t>
             </w:r>
           </w:p>
         </w:tc>
@@ -4838,7 +4838,7 @@
                 <w:b w:val="0"/>
                 <w:sz w:val="16"/>
               </w:rPr>
-              <w:t>020031</w:t>
+              <w:t>0 20 031</w:t>
             </w:r>
           </w:p>
         </w:tc>
@@ -5002,7 +5002,7 @@
                 <w:b w:val="0"/>
                 <w:sz w:val="16"/>
               </w:rPr>
-              <w:t>020032</w:t>
+              <w:t>0 20 032</w:t>
             </w:r>
           </w:p>
         </w:tc>
@@ -5166,7 +5166,7 @@
                 <w:b w:val="0"/>
                 <w:sz w:val="16"/>
               </w:rPr>
-              <w:t>020033</w:t>
+              <w:t>0 20 033</w:t>
             </w:r>
           </w:p>
         </w:tc>
@@ -5330,7 +5330,7 @@
                 <w:b w:val="0"/>
                 <w:sz w:val="16"/>
               </w:rPr>
-              <w:t>020034</w:t>
+              <w:t>0 20 034</w:t>
             </w:r>
           </w:p>
         </w:tc>
@@ -5494,7 +5494,7 @@
                 <w:b w:val="0"/>
                 <w:sz w:val="16"/>
               </w:rPr>
-              <w:t>020035</w:t>
+              <w:t>0 20 035</w:t>
             </w:r>
           </w:p>
         </w:tc>
@@ -5658,7 +5658,7 @@
                 <w:b w:val="0"/>
                 <w:sz w:val="16"/>
               </w:rPr>
-              <w:t>020036</w:t>
+              <w:t>0 20 036</w:t>
             </w:r>
           </w:p>
         </w:tc>
@@ -5822,7 +5822,7 @@
                 <w:b w:val="0"/>
                 <w:sz w:val="16"/>
               </w:rPr>
-              <w:t>020037</w:t>
+              <w:t>0 20 037</w:t>
             </w:r>
           </w:p>
         </w:tc>
@@ -5986,7 +5986,7 @@
                 <w:b w:val="0"/>
                 <w:sz w:val="16"/>
               </w:rPr>
-              <w:t>020038</w:t>
+              <w:t>0 20 038</w:t>
             </w:r>
           </w:p>
         </w:tc>
@@ -6151,7 +6151,7 @@
                 <w:b w:val="0"/>
                 <w:sz w:val="16"/>
               </w:rPr>
-              <w:t>020039</w:t>
+              <w:t>0 20 039</w:t>
             </w:r>
           </w:p>
         </w:tc>
@@ -6315,7 +6315,7 @@
                 <w:b w:val="0"/>
                 <w:sz w:val="16"/>
               </w:rPr>
-              <w:t>020040</w:t>
+              <w:t>0 20 040</w:t>
             </w:r>
           </w:p>
         </w:tc>
@@ -6479,7 +6479,7 @@
                 <w:b w:val="0"/>
                 <w:sz w:val="16"/>
               </w:rPr>
-              <w:t>020041</w:t>
+              <w:t>0 20 041</w:t>
             </w:r>
           </w:p>
         </w:tc>
@@ -6643,7 +6643,7 @@
                 <w:b w:val="0"/>
                 <w:sz w:val="16"/>
               </w:rPr>
-              <w:t>020042</w:t>
+              <w:t>0 20 042</w:t>
             </w:r>
           </w:p>
         </w:tc>
@@ -6807,7 +6807,7 @@
                 <w:b w:val="0"/>
                 <w:sz w:val="16"/>
               </w:rPr>
-              <w:t>020043</w:t>
+              <w:t>0 20 043</w:t>
             </w:r>
           </w:p>
         </w:tc>
@@ -6971,7 +6971,7 @@
                 <w:b w:val="0"/>
                 <w:sz w:val="16"/>
               </w:rPr>
-              <w:t>020044</w:t>
+              <w:t>0 20 044</w:t>
             </w:r>
           </w:p>
         </w:tc>
@@ -7135,7 +7135,7 @@
                 <w:b w:val="0"/>
                 <w:sz w:val="16"/>
               </w:rPr>
-              <w:t>020045</w:t>
+              <w:t>0 20 045</w:t>
             </w:r>
           </w:p>
         </w:tc>
@@ -7299,7 +7299,7 @@
                 <w:b w:val="0"/>
                 <w:sz w:val="16"/>
               </w:rPr>
-              <w:t>020048</w:t>
+              <w:t>0 20 048</w:t>
             </w:r>
           </w:p>
         </w:tc>
@@ -7463,7 +7463,7 @@
                 <w:b w:val="0"/>
                 <w:sz w:val="16"/>
               </w:rPr>
-              <w:t>020050</w:t>
+              <w:t>0 20 050</w:t>
             </w:r>
           </w:p>
         </w:tc>
@@ -7627,7 +7627,7 @@
                 <w:b w:val="0"/>
                 <w:sz w:val="16"/>
               </w:rPr>
-              <w:t>020051</w:t>
+              <w:t>0 20 051</w:t>
             </w:r>
           </w:p>
         </w:tc>
@@ -7791,7 +7791,7 @@
                 <w:b w:val="0"/>
                 <w:sz w:val="16"/>
               </w:rPr>
-              <w:t>020052</w:t>
+              <w:t>0 20 052</w:t>
             </w:r>
           </w:p>
         </w:tc>
@@ -7955,7 +7955,7 @@
                 <w:b w:val="0"/>
                 <w:sz w:val="16"/>
               </w:rPr>
-              <w:t>020053</w:t>
+              <w:t>0 20 053</w:t>
             </w:r>
           </w:p>
         </w:tc>
@@ -8119,7 +8119,7 @@
                 <w:b w:val="0"/>
                 <w:sz w:val="16"/>
               </w:rPr>
-              <w:t>020054</w:t>
+              <w:t>0 20 054</w:t>
             </w:r>
           </w:p>
         </w:tc>
@@ -8284,7 +8284,7 @@
                 <w:b w:val="0"/>
                 <w:sz w:val="16"/>
               </w:rPr>
-              <w:t>020055</w:t>
+              <w:t>0 20 055</w:t>
             </w:r>
           </w:p>
         </w:tc>
@@ -8448,7 +8448,7 @@
                 <w:b w:val="0"/>
                 <w:sz w:val="16"/>
               </w:rPr>
-              <w:t>020056</w:t>
+              <w:t>0 20 056</w:t>
             </w:r>
           </w:p>
         </w:tc>
@@ -8612,7 +8612,7 @@
                 <w:b w:val="0"/>
                 <w:sz w:val="16"/>
               </w:rPr>
-              <w:t>020058</w:t>
+              <w:t>0 20 058</w:t>
             </w:r>
           </w:p>
         </w:tc>
@@ -8776,7 +8776,7 @@
                 <w:b w:val="0"/>
                 <w:sz w:val="16"/>
               </w:rPr>
-              <w:t>020059</w:t>
+              <w:t>0 20 059</w:t>
             </w:r>
           </w:p>
         </w:tc>
@@ -8940,7 +8940,7 @@
                 <w:b w:val="0"/>
                 <w:sz w:val="16"/>
               </w:rPr>
-              <w:t>020060</w:t>
+              <w:t>0 20 060</w:t>
             </w:r>
           </w:p>
         </w:tc>
@@ -9105,7 +9105,7 @@
                 <w:b w:val="0"/>
                 <w:sz w:val="16"/>
               </w:rPr>
-              <w:t>020061</w:t>
+              <w:t>0 20 061</w:t>
             </w:r>
           </w:p>
         </w:tc>
@@ -9269,7 +9269,7 @@
                 <w:b w:val="0"/>
                 <w:sz w:val="16"/>
               </w:rPr>
-              <w:t>020062</w:t>
+              <w:t>0 20 062</w:t>
             </w:r>
           </w:p>
         </w:tc>
@@ -9433,7 +9433,7 @@
                 <w:b w:val="0"/>
                 <w:sz w:val="16"/>
               </w:rPr>
-              <w:t>020063</w:t>
+              <w:t>0 20 063</w:t>
             </w:r>
           </w:p>
         </w:tc>
@@ -9597,7 +9597,7 @@
                 <w:b w:val="0"/>
                 <w:sz w:val="16"/>
               </w:rPr>
-              <w:t>020065</w:t>
+              <w:t>0 20 065</w:t>
             </w:r>
           </w:p>
         </w:tc>
@@ -9762,7 +9762,7 @@
                 <w:b w:val="0"/>
                 <w:sz w:val="16"/>
               </w:rPr>
-              <w:t>020066</w:t>
+              <w:t>0 20 066</w:t>
             </w:r>
           </w:p>
         </w:tc>
@@ -9926,7 +9926,7 @@
                 <w:b w:val="0"/>
                 <w:sz w:val="16"/>
               </w:rPr>
-              <w:t>020067</w:t>
+              <w:t>0 20 067</w:t>
             </w:r>
           </w:p>
         </w:tc>
@@ -10090,7 +10090,7 @@
                 <w:b w:val="0"/>
                 <w:sz w:val="16"/>
               </w:rPr>
-              <w:t>020070</w:t>
+              <w:t>0 20 070</w:t>
             </w:r>
           </w:p>
         </w:tc>
@@ -10254,7 +10254,7 @@
                 <w:b w:val="0"/>
                 <w:sz w:val="16"/>
               </w:rPr>
-              <w:t>020071</w:t>
+              <w:t>0 20 071</w:t>
             </w:r>
           </w:p>
         </w:tc>
@@ -10418,7 +10418,7 @@
                 <w:b w:val="0"/>
                 <w:sz w:val="16"/>
               </w:rPr>
-              <w:t>020079</w:t>
+              <w:t>0 20 079</w:t>
             </w:r>
           </w:p>
         </w:tc>
@@ -10582,7 +10582,7 @@
                 <w:b w:val="0"/>
                 <w:sz w:val="16"/>
               </w:rPr>
-              <w:t>020081</w:t>
+              <w:t>0 20 081</w:t>
             </w:r>
           </w:p>
         </w:tc>
@@ -10746,7 +10746,7 @@
                 <w:b w:val="0"/>
                 <w:sz w:val="16"/>
               </w:rPr>
-              <w:t>020082</w:t>
+              <w:t>0 20 082</w:t>
             </w:r>
           </w:p>
         </w:tc>
@@ -10910,7 +10910,7 @@
                 <w:b w:val="0"/>
                 <w:sz w:val="16"/>
               </w:rPr>
-              <w:t>020083</w:t>
+              <w:t>0 20 083</w:t>
             </w:r>
           </w:p>
         </w:tc>
@@ -11074,7 +11074,7 @@
                 <w:b w:val="0"/>
                 <w:sz w:val="16"/>
               </w:rPr>
-              <w:t>020085</w:t>
+              <w:t>0 20 085</w:t>
             </w:r>
           </w:p>
         </w:tc>
@@ -11238,7 +11238,7 @@
                 <w:b w:val="0"/>
                 <w:sz w:val="16"/>
               </w:rPr>
-              <w:t>020086</w:t>
+              <w:t>0 20 086</w:t>
             </w:r>
           </w:p>
         </w:tc>
@@ -11402,7 +11402,7 @@
                 <w:b w:val="0"/>
                 <w:sz w:val="16"/>
               </w:rPr>
-              <w:t>020087</w:t>
+              <w:t>0 20 087</w:t>
             </w:r>
           </w:p>
         </w:tc>
@@ -11566,7 +11566,7 @@
                 <w:b w:val="0"/>
                 <w:sz w:val="16"/>
               </w:rPr>
-              <w:t>020088</w:t>
+              <w:t>0 20 088</w:t>
             </w:r>
           </w:p>
         </w:tc>
@@ -11730,7 +11730,7 @@
                 <w:b w:val="0"/>
                 <w:sz w:val="16"/>
               </w:rPr>
-              <w:t>020089</w:t>
+              <w:t>0 20 089</w:t>
             </w:r>
           </w:p>
         </w:tc>
@@ -11894,7 +11894,7 @@
                 <w:b w:val="0"/>
                 <w:sz w:val="16"/>
               </w:rPr>
-              <w:t>020090</w:t>
+              <w:t>0 20 090</w:t>
             </w:r>
           </w:p>
         </w:tc>
@@ -12058,7 +12058,7 @@
                 <w:b w:val="0"/>
                 <w:sz w:val="16"/>
               </w:rPr>
-              <w:t>020091</w:t>
+              <w:t>0 20 091</w:t>
             </w:r>
           </w:p>
         </w:tc>
@@ -12222,7 +12222,7 @@
                 <w:b w:val="0"/>
                 <w:sz w:val="16"/>
               </w:rPr>
-              <w:t>020092</w:t>
+              <w:t>0 20 092</w:t>
             </w:r>
           </w:p>
         </w:tc>
@@ -12386,7 +12386,7 @@
                 <w:b w:val="0"/>
                 <w:sz w:val="16"/>
               </w:rPr>
-              <w:t>020093</w:t>
+              <w:t>0 20 093</w:t>
             </w:r>
           </w:p>
         </w:tc>
@@ -12550,7 +12550,7 @@
                 <w:b w:val="0"/>
                 <w:sz w:val="16"/>
               </w:rPr>
-              <w:t>020095</w:t>
+              <w:t>0 20 095</w:t>
             </w:r>
           </w:p>
         </w:tc>
@@ -12714,7 +12714,7 @@
                 <w:b w:val="0"/>
                 <w:sz w:val="16"/>
               </w:rPr>
-              <w:t>020096</w:t>
+              <w:t>0 20 096</w:t>
             </w:r>
           </w:p>
         </w:tc>
@@ -12878,7 +12878,7 @@
                 <w:b w:val="0"/>
                 <w:sz w:val="16"/>
               </w:rPr>
-              <w:t>020101</w:t>
+              <w:t>0 20 101</w:t>
             </w:r>
           </w:p>
         </w:tc>
@@ -13042,7 +13042,7 @@
                 <w:b w:val="0"/>
                 <w:sz w:val="16"/>
               </w:rPr>
-              <w:t>020102</w:t>
+              <w:t>0 20 102</w:t>
             </w:r>
           </w:p>
         </w:tc>
@@ -13206,7 +13206,7 @@
                 <w:b w:val="0"/>
                 <w:sz w:val="16"/>
               </w:rPr>
-              <w:t>020103</w:t>
+              <w:t>0 20 103</w:t>
             </w:r>
           </w:p>
         </w:tc>
@@ -13370,7 +13370,7 @@
                 <w:b w:val="0"/>
                 <w:sz w:val="16"/>
               </w:rPr>
-              <w:t>020104</w:t>
+              <w:t>0 20 104</w:t>
             </w:r>
           </w:p>
         </w:tc>
@@ -13534,7 +13534,7 @@
                 <w:b w:val="0"/>
                 <w:sz w:val="16"/>
               </w:rPr>
-              <w:t>020105</w:t>
+              <w:t>0 20 105</w:t>
             </w:r>
           </w:p>
         </w:tc>
@@ -13698,7 +13698,7 @@
                 <w:b w:val="0"/>
                 <w:sz w:val="16"/>
               </w:rPr>
-              <w:t>020106</w:t>
+              <w:t>0 20 106</w:t>
             </w:r>
           </w:p>
         </w:tc>
@@ -13862,7 +13862,7 @@
                 <w:b w:val="0"/>
                 <w:sz w:val="16"/>
               </w:rPr>
-              <w:t>020107</w:t>
+              <w:t>0 20 107</w:t>
             </w:r>
           </w:p>
         </w:tc>
@@ -14026,7 +14026,7 @@
                 <w:b w:val="0"/>
                 <w:sz w:val="16"/>
               </w:rPr>
-              <w:t>020108</w:t>
+              <w:t>0 20 108</w:t>
             </w:r>
           </w:p>
         </w:tc>
@@ -14190,7 +14190,7 @@
                 <w:b w:val="0"/>
                 <w:sz w:val="16"/>
               </w:rPr>
-              <w:t>020111</w:t>
+              <w:t>0 20 111</w:t>
             </w:r>
           </w:p>
         </w:tc>
@@ -14355,7 +14355,7 @@
                 <w:b w:val="0"/>
                 <w:sz w:val="16"/>
               </w:rPr>
-              <w:t>020112</w:t>
+              <w:t>0 20 112</w:t>
             </w:r>
           </w:p>
         </w:tc>
@@ -14520,7 +14520,7 @@
                 <w:b w:val="0"/>
                 <w:sz w:val="16"/>
               </w:rPr>
-              <w:t>020113</w:t>
+              <w:t>0 20 113</w:t>
             </w:r>
           </w:p>
         </w:tc>
@@ -14685,7 +14685,7 @@
                 <w:b w:val="0"/>
                 <w:sz w:val="16"/>
               </w:rPr>
-              <w:t>020114</w:t>
+              <w:t>0 20 114</w:t>
             </w:r>
           </w:p>
         </w:tc>
@@ -14850,7 +14850,7 @@
                 <w:b w:val="0"/>
                 <w:sz w:val="16"/>
               </w:rPr>
-              <w:t>020115</w:t>
+              <w:t>0 20 115</w:t>
             </w:r>
           </w:p>
         </w:tc>
@@ -15015,7 +15015,7 @@
                 <w:b w:val="0"/>
                 <w:sz w:val="16"/>
               </w:rPr>
-              <w:t>020116</w:t>
+              <w:t>0 20 116</w:t>
             </w:r>
           </w:p>
         </w:tc>
@@ -15179,7 +15179,7 @@
                 <w:b w:val="0"/>
                 <w:sz w:val="16"/>
               </w:rPr>
-              <w:t>020117</w:t>
+              <w:t>0 20 117</w:t>
             </w:r>
           </w:p>
         </w:tc>
@@ -15343,7 +15343,7 @@
                 <w:b w:val="0"/>
                 <w:sz w:val="16"/>
               </w:rPr>
-              <w:t>020118</w:t>
+              <w:t>0 20 118</w:t>
             </w:r>
           </w:p>
         </w:tc>
@@ -15507,7 +15507,7 @@
                 <w:b w:val="0"/>
                 <w:sz w:val="16"/>
               </w:rPr>
-              <w:t>020119</w:t>
+              <w:t>0 20 119</w:t>
             </w:r>
           </w:p>
         </w:tc>
@@ -15671,7 +15671,7 @@
                 <w:b w:val="0"/>
                 <w:sz w:val="16"/>
               </w:rPr>
-              <w:t>020121</w:t>
+              <w:t>0 20 121</w:t>
             </w:r>
           </w:p>
         </w:tc>
@@ -15836,7 +15836,7 @@
                 <w:b w:val="0"/>
                 <w:sz w:val="16"/>
               </w:rPr>
-              <w:t>020122</w:t>
+              <w:t>0 20 122</w:t>
             </w:r>
           </w:p>
         </w:tc>
@@ -16001,7 +16001,7 @@
                 <w:b w:val="0"/>
                 <w:sz w:val="16"/>
               </w:rPr>
-              <w:t>020123</w:t>
+              <w:t>0 20 123</w:t>
             </w:r>
           </w:p>
         </w:tc>
@@ -16166,7 +16166,7 @@
                 <w:b w:val="0"/>
                 <w:sz w:val="16"/>
               </w:rPr>
-              <w:t>020124</w:t>
+              <w:t>0 20 124</w:t>
             </w:r>
           </w:p>
         </w:tc>
@@ -16330,7 +16330,7 @@
                 <w:b w:val="0"/>
                 <w:sz w:val="16"/>
               </w:rPr>
-              <w:t>020126</w:t>
+              <w:t>0 20 126</w:t>
             </w:r>
           </w:p>
         </w:tc>
@@ -16494,7 +16494,7 @@
                 <w:b w:val="0"/>
                 <w:sz w:val="16"/>
               </w:rPr>
-              <w:t>020127</w:t>
+              <w:t>0 20 127</w:t>
             </w:r>
           </w:p>
         </w:tc>
@@ -16658,7 +16658,7 @@
                 <w:b w:val="0"/>
                 <w:sz w:val="16"/>
               </w:rPr>
-              <w:t>020128</w:t>
+              <w:t>0 20 128</w:t>
             </w:r>
           </w:p>
         </w:tc>
@@ -16822,7 +16822,7 @@
                 <w:b w:val="0"/>
                 <w:sz w:val="16"/>
               </w:rPr>
-              <w:t>020129</w:t>
+              <w:t>0 20 129</w:t>
             </w:r>
           </w:p>
         </w:tc>
@@ -16986,7 +16986,7 @@
                 <w:b w:val="0"/>
                 <w:sz w:val="16"/>
               </w:rPr>
-              <w:t>020130</w:t>
+              <w:t>0 20 130</w:t>
             </w:r>
           </w:p>
         </w:tc>
@@ -17151,7 +17151,7 @@
                 <w:b w:val="0"/>
                 <w:sz w:val="16"/>
               </w:rPr>
-              <w:t>020131</w:t>
+              <w:t>0 20 131</w:t>
             </w:r>
           </w:p>
         </w:tc>
@@ -17315,7 +17315,7 @@
                 <w:b w:val="0"/>
                 <w:sz w:val="16"/>
               </w:rPr>
-              <w:t>020132</w:t>
+              <w:t>0 20 132</w:t>
             </w:r>
           </w:p>
         </w:tc>
@@ -17479,7 +17479,7 @@
                 <w:b w:val="0"/>
                 <w:sz w:val="16"/>
               </w:rPr>
-              <w:t>020133</w:t>
+              <w:t>0 20 133</w:t>
             </w:r>
           </w:p>
         </w:tc>
@@ -17643,7 +17643,7 @@
                 <w:b w:val="0"/>
                 <w:sz w:val="16"/>
               </w:rPr>
-              <w:t>020135</w:t>
+              <w:t>0 20 135</w:t>
             </w:r>
           </w:p>
         </w:tc>
@@ -17807,7 +17807,7 @@
                 <w:b w:val="0"/>
                 <w:sz w:val="16"/>
               </w:rPr>
-              <w:t>020136</w:t>
+              <w:t>0 20 136</w:t>
             </w:r>
           </w:p>
         </w:tc>
@@ -17971,7 +17971,7 @@
                 <w:b w:val="0"/>
                 <w:sz w:val="16"/>
               </w:rPr>
-              <w:t>020137</w:t>
+              <w:t>0 20 137</w:t>
             </w:r>
           </w:p>
         </w:tc>
@@ -18135,7 +18135,7 @@
                 <w:b w:val="0"/>
                 <w:sz w:val="16"/>
               </w:rPr>
-              <w:t>020138</w:t>
+              <w:t>0 20 138</w:t>
             </w:r>
           </w:p>
         </w:tc>
@@ -18299,7 +18299,7 @@
                 <w:b w:val="0"/>
                 <w:sz w:val="16"/>
               </w:rPr>
-              <w:t>020139</w:t>
+              <w:t>0 20 139</w:t>
             </w:r>
           </w:p>
         </w:tc>
@@ -18463,7 +18463,7 @@
                 <w:b w:val="0"/>
                 <w:sz w:val="16"/>
               </w:rPr>
-              <w:t>020140</w:t>
+              <w:t>0 20 140</w:t>
             </w:r>
           </w:p>
         </w:tc>
@@ -18627,7 +18627,7 @@
                 <w:b w:val="0"/>
                 <w:sz w:val="16"/>
               </w:rPr>
-              <w:t>020141</w:t>
+              <w:t>0 20 141</w:t>
             </w:r>
           </w:p>
         </w:tc>
@@ -18791,7 +18791,7 @@
                 <w:b w:val="0"/>
                 <w:sz w:val="16"/>
               </w:rPr>
-              <w:t>020142</w:t>
+              <w:t>0 20 142</w:t>
             </w:r>
           </w:p>
         </w:tc>
@@ -18955,7 +18955,7 @@
                 <w:b w:val="0"/>
                 <w:sz w:val="16"/>
               </w:rPr>
-              <w:t>020143</w:t>
+              <w:t>0 20 143</w:t>
             </w:r>
           </w:p>
         </w:tc>

--- a/docx/en/BUFRCREX_TableB_en_20.docx
+++ b/docx/en/BUFRCREX_TableB_en_20.docx
@@ -22434,377 +22434,6 @@
         </w:tc>
       </w:tr>
     </w:tbl>
-    <w:p/>
-    <w:p>
-      <w:r>
-        <w:rPr>
-          <w:rFonts w:ascii="Verdana" w:hAnsi="Verdana"/>
-          <w:i/>
-          <w:sz w:val="14"/>
-        </w:rPr>
-        <w:t>Note 23: A precipitation value of -0.1 kg m-2 before scaling (-1 after scaling or in CREX) shall indicate a "trace" (non-measurable, less than 0.05 kg m-2).</w:t>
-      </w:r>
-    </w:p>
-    <w:p>
-      <w:r>
-        <w:rPr>
-          <w:rFonts w:ascii="Verdana" w:hAnsi="Verdana"/>
-          <w:i/>
-          <w:sz w:val="14"/>
-        </w:rPr>
-        <w:t>Note 25: A previously defined significance may be cancelled by transmitting a "missing" from the appropriate code or flag table.</w:t>
-      </w:r>
-    </w:p>
-    <w:p>
-      <w:r>
-        <w:rPr>
-          <w:rFonts w:ascii="Verdana" w:hAnsi="Verdana"/>
-          <w:i/>
-          <w:sz w:val="14"/>
-        </w:rPr>
-        <w:t>Note 27: All times are Universal Time Coordinated (UTC) unless otherwise noted.</w:t>
-      </w:r>
-    </w:p>
-    <w:p>
-      <w:r>
-        <w:rPr>
-          <w:rFonts w:ascii="Verdana" w:hAnsi="Verdana"/>
-          <w:i/>
-          <w:sz w:val="14"/>
-        </w:rPr>
-        <w:t>Note 32: Bearing or azimuth shall only be used with respect to a stated location, and shall not redefine that location.</w:t>
-      </w:r>
-    </w:p>
-    <w:p>
-      <w:r>
-        <w:rPr>
-          <w:rFonts w:ascii="Verdana" w:hAnsi="Verdana"/>
-          <w:i/>
-          <w:sz w:val="14"/>
-        </w:rPr>
-        <w:t>Note 62: Distance shall only be used with respect to a stated location and a bearing, azimuth or elevation; it shall not redefine that location.</w:t>
-      </w:r>
-    </w:p>
-    <w:p>
-      <w:r>
-        <w:rPr>
-          <w:rFonts w:ascii="Verdana" w:hAnsi="Verdana"/>
-          <w:i/>
-          <w:sz w:val="14"/>
-        </w:rPr>
-        <w:t>Note 63: Downward radiation shall be assigned positive values.</w:t>
-      </w:r>
-    </w:p>
-    <w:p>
-      <w:r>
-        <w:rPr>
-          <w:rFonts w:ascii="Verdana" w:hAnsi="Verdana"/>
-          <w:i/>
-          <w:sz w:val="14"/>
-        </w:rPr>
-        <w:t>Note 64: Downward w-components shall be assigned positive values where units are Pa s-1.</w:t>
-      </w:r>
-    </w:p>
-    <w:p>
-      <w:r>
-        <w:rPr>
-          <w:rFonts w:ascii="Verdana" w:hAnsi="Verdana"/>
-          <w:i/>
-          <w:sz w:val="14"/>
-        </w:rPr>
-        <w:t>Note 66: East to west increments shall be assigned negative values.</w:t>
-      </w:r>
-    </w:p>
-    <w:p>
-      <w:r>
-        <w:rPr>
-          <w:rFonts w:ascii="Verdana" w:hAnsi="Verdana"/>
-          <w:i/>
-          <w:sz w:val="14"/>
-        </w:rPr>
-        <w:t>Note 75: For CREX descriptors F = B, not 0.</w:t>
-      </w:r>
-    </w:p>
-    <w:p>
-      <w:r>
-        <w:rPr>
-          <w:rFonts w:ascii="Verdana" w:hAnsi="Verdana"/>
-          <w:i/>
-          <w:sz w:val="14"/>
-        </w:rPr>
-        <w:t>Note 92: In order to distinguish unambiguously the cases of missing data and saturated pixels, n-bit image data should be encoded using a data width of n+1. Where such a descriptor is not already available in Class 30, operator descriptor 2 01 YYY should be used to modify the data width of the existing entry as required.</w:t>
-      </w:r>
-    </w:p>
-    <w:p>
-      <w:r>
-        <w:rPr>
-          <w:rFonts w:ascii="Verdana" w:hAnsi="Verdana"/>
-          <w:i/>
-          <w:sz w:val="14"/>
-        </w:rPr>
-        <w:t>Note 105: Negative time periods or displacements shall be used to indicate time periods or displacements preceding the currently defined time.</w:t>
-      </w:r>
-    </w:p>
-    <w:p>
-      <w:r>
-        <w:rPr>
-          <w:rFonts w:ascii="Verdana" w:hAnsi="Verdana"/>
-          <w:i/>
-          <w:sz w:val="14"/>
-        </w:rPr>
-        <w:t>Note 110: North to south increments shall be assigned negative values.</w:t>
-      </w:r>
-    </w:p>
-    <w:p>
-      <w:r>
-        <w:rPr>
-          <w:rFonts w:ascii="Verdana" w:hAnsi="Verdana"/>
-          <w:i/>
-          <w:sz w:val="14"/>
-        </w:rPr>
-        <w:t>Note 115: Pixel data width can be changed with descriptor 2 01 YYY.</w:t>
-      </w:r>
-    </w:p>
-    <w:p>
-      <w:r>
-        <w:rPr>
-          <w:rFonts w:ascii="Verdana" w:hAnsi="Verdana"/>
-          <w:i/>
-          <w:sz w:val="14"/>
-        </w:rPr>
-        <w:t>Note 121: Some indication of expected accuracy may be implied in conjunction with certain elements in this class.</w:t>
-      </w:r>
-    </w:p>
-    <w:p>
-      <w:r>
-        <w:rPr>
-          <w:rFonts w:ascii="Verdana" w:hAnsi="Verdana"/>
-          <w:i/>
-          <w:sz w:val="14"/>
-        </w:rPr>
-        <w:t>Note 122: South latitude shall be assigned negative values.</w:t>
-      </w:r>
-    </w:p>
-    <w:p>
-      <w:r>
-        <w:rPr>
-          <w:rFonts w:ascii="Verdana" w:hAnsi="Verdana"/>
-          <w:i/>
-          <w:sz w:val="14"/>
-        </w:rPr>
-        <w:t>Note 123: South to north v-components shall be assigned positive values.</w:t>
-      </w:r>
-    </w:p>
-    <w:p>
-      <w:r>
-        <w:rPr>
-          <w:rFonts w:ascii="Verdana" w:hAnsi="Verdana"/>
-          <w:i/>
-          <w:sz w:val="14"/>
-        </w:rPr>
-        <w:t>Note 126: Surface wind direction measured at a station within 1° of the North Pole or within 1° of the South Pole shall be reported in such a way that the azimuth ring shall be aligned with its zero coinciding with the Greenwich 0° meridian.</w:t>
-      </w:r>
-    </w:p>
-    <w:p>
-      <w:r>
-        <w:rPr>
-          <w:rFonts w:ascii="Verdana" w:hAnsi="Verdana"/>
-          <w:i/>
-          <w:sz w:val="14"/>
-        </w:rPr>
-        <w:t>Note 140: The pixel size on horizontal - 1 is given at location where map scale factor is unity.</w:t>
-      </w:r>
-    </w:p>
-    <w:p>
-      <w:r>
-        <w:rPr>
-          <w:rFonts w:ascii="Verdana" w:hAnsi="Verdana"/>
-          <w:i/>
-          <w:sz w:val="14"/>
-        </w:rPr>
-        <w:t>Note 141: The pixel size on horizontal - 2 is given at location where map scale factor is unity.</w:t>
-      </w:r>
-    </w:p>
-    <w:p>
-      <w:r>
-        <w:rPr>
-          <w:rFonts w:ascii="Verdana" w:hAnsi="Verdana"/>
-          <w:i/>
-          <w:sz w:val="14"/>
-        </w:rPr>
-        <w:t>Note 145: The significance of time periods or displacements may be indicated using the time significance code corresponding to table reference 0 08 021.</w:t>
-      </w:r>
-    </w:p>
-    <w:p>
-      <w:r>
-        <w:rPr>
-          <w:rFonts w:ascii="Verdana" w:hAnsi="Verdana"/>
-          <w:i/>
-          <w:sz w:val="14"/>
-        </w:rPr>
-        <w:t>Note 149: The time location, when used with forecast values, shall indicate the time of the initial state for the forecast, or the beginning of the forecast period; when used with ensemble means of forecast values, the time location shall indicate the initial state or the beginning of the first forecast over which ensemble means are derived.</w:t>
-      </w:r>
-    </w:p>
-    <w:p>
-      <w:r>
-        <w:rPr>
-          <w:rFonts w:ascii="Verdana" w:hAnsi="Verdana"/>
-          <w:i/>
-          <w:sz w:val="14"/>
-        </w:rPr>
-        <w:t>Note 155: This class may also contain elements relating to observational procedures.</w:t>
-      </w:r>
-    </w:p>
-    <w:p>
-      <w:r>
-        <w:rPr>
-          <w:rFonts w:ascii="Verdana" w:hAnsi="Verdana"/>
-          <w:i/>
-          <w:sz w:val="14"/>
-        </w:rPr>
-        <w:t>Note 156: This class shall contain elements to describe the instrumentation used to obtain the meteorological elements reported.</w:t>
-      </w:r>
-    </w:p>
-    <w:p>
-      <w:r>
-        <w:rPr>
-          <w:rFonts w:ascii="Verdana" w:hAnsi="Verdana"/>
-          <w:i/>
-          <w:sz w:val="14"/>
-        </w:rPr>
-        <w:t>Note 158: Time periods or displacements and time increments require an initial time location to be defined prior to their use, followed where appropriate by a time significance definition.</w:t>
-      </w:r>
-    </w:p>
-    <w:p>
-      <w:r>
-        <w:rPr>
-          <w:rFonts w:ascii="Verdana" w:hAnsi="Verdana"/>
-          <w:i/>
-          <w:sz w:val="14"/>
-        </w:rPr>
-        <w:t>Note 160: Upward radiation shall be assigned negative values.</w:t>
-      </w:r>
-    </w:p>
-    <w:p>
-      <w:r>
-        <w:rPr>
-          <w:rFonts w:ascii="Verdana" w:hAnsi="Verdana"/>
-          <w:i/>
-          <w:sz w:val="14"/>
-        </w:rPr>
-        <w:t>Note 161: Upward w-components shall be assigned positive values where units are m s-1.</w:t>
-      </w:r>
-    </w:p>
-    <w:p>
-      <w:r>
-        <w:rPr>
-          <w:rFonts w:ascii="Verdana" w:hAnsi="Verdana"/>
-          <w:i/>
-          <w:sz w:val="14"/>
-        </w:rPr>
-        <w:t>Note 162: Useful ranges used above:1011 Bq to 1019 Bq for releases;10-2 Bq to 107 Bq and 10-2 mSv to 107 mSv for concentration and doses.</w:t>
-      </w:r>
-    </w:p>
-    <w:p>
-      <w:r>
-        <w:rPr>
-          <w:rFonts w:ascii="Verdana" w:hAnsi="Verdana"/>
-          <w:i/>
-          <w:sz w:val="14"/>
-        </w:rPr>
-        <w:t>Note 163: Values of latitude and latitude increments are limited to the range -90 degrees to +90 degrees.</w:t>
-      </w:r>
-    </w:p>
-    <w:p>
-      <w:r>
-        <w:rPr>
-          <w:rFonts w:ascii="Verdana" w:hAnsi="Verdana"/>
-          <w:i/>
-          <w:sz w:val="14"/>
-        </w:rPr>
-        <w:t>Note 164: Values of longitude are limited to the range -180 degrees to +180 degrees.</w:t>
-      </w:r>
-    </w:p>
-    <w:p>
-      <w:r>
-        <w:rPr>
-          <w:rFonts w:ascii="Verdana" w:hAnsi="Verdana"/>
-          <w:i/>
-          <w:sz w:val="14"/>
-        </w:rPr>
-        <w:t>Note 165: Vertical elements and pressure shall be used to define values of these elements independent of the element or variable denoting the vertical coordinate.</w:t>
-      </w:r>
-    </w:p>
-    <w:p>
-      <w:r>
-        <w:rPr>
-          <w:rFonts w:ascii="Verdana" w:hAnsi="Verdana"/>
-          <w:i/>
-          <w:sz w:val="14"/>
-        </w:rPr>
-        <w:t>Note 166: West longitude shall be assigned negative values.</w:t>
-      </w:r>
-    </w:p>
-    <w:p>
-      <w:r>
-        <w:rPr>
-          <w:rFonts w:ascii="Verdana" w:hAnsi="Verdana"/>
-          <w:i/>
-          <w:sz w:val="14"/>
-        </w:rPr>
-        <w:t>Note 167: West to east u-components shall be assigned positive values.</w:t>
-      </w:r>
-    </w:p>
-    <w:p>
-      <w:r>
-        <w:rPr>
-          <w:rFonts w:ascii="Verdana" w:hAnsi="Verdana"/>
-          <w:i/>
-          <w:sz w:val="14"/>
-        </w:rPr>
-        <w:t>Note 176: Where more than one time period or displacement is required to define complex time structures, they shall be defined in immediate succession, and the following ordering shall apply: ensemble period (if required), followed by forecast period (if required), followed by period for averaging or accumulation (if required).</w:t>
-      </w:r>
-    </w:p>
-    <w:p>
-      <w:r>
-        <w:rPr>
-          <w:rFonts w:ascii="Verdana" w:hAnsi="Verdana"/>
-          <w:i/>
-          <w:sz w:val="14"/>
-        </w:rPr>
-        <w:t>Note 178: Where the expression "period specified" is entered under element name, an appropriate period shall be specified using descriptors from Class 04.</w:t>
-      </w:r>
-    </w:p>
-    <w:p>
-      <w:r>
-        <w:rPr>
-          <w:rFonts w:ascii="Verdana" w:hAnsi="Verdana"/>
-          <w:i/>
-          <w:sz w:val="14"/>
-        </w:rPr>
-        <w:t>Note 179: Where values are accumulated or averaged (for example over a time period), the total number of values from which the accumulated or averaged values are obtained may be represented using reference 0 08 022.</w:t>
-      </w:r>
-    </w:p>
-    <w:p>
-      <w:r>
-        <w:rPr>
-          <w:rFonts w:ascii="Verdana" w:hAnsi="Verdana"/>
-          <w:i/>
-          <w:sz w:val="14"/>
-        </w:rPr>
-        <w:t>Note 180: Wind reporting standards: Speed Direction No observation Missing Missing Calm 0 0 Normal observation &gt; 0 1° - 360° Speed only &gt; 0 Missing Direction only Missing 1°-360° "Light and variable" &gt; 0 0</w:t>
-      </w:r>
-    </w:p>
-    <w:p>
-      <w:r>
-        <w:rPr>
-          <w:rFonts w:ascii="Verdana" w:hAnsi="Verdana"/>
-          <w:i/>
-          <w:sz w:val="14"/>
-        </w:rPr>
-        <w:t>Note 181: Wind waves and waves reporting standards:Observation Speed Direction No observation Missing Missing Calm 0 0 Normal observation &gt;0 1-360 Speed only &gt;0 Missing Direction only Missing 1-360"Light and variable" &gt;0 0</w:t>
-      </w:r>
-    </w:p>
     <w:sectPr>
       <w:pgSz w:w="16838" w:h="11906" w:orient="landscape"/>
       <w:pgMar w:top="850" w:right="850" w:bottom="850" w:left="850" w:header="720" w:footer="720" w:gutter="0"/>
